--- a/zht/docx/60.content.docx
+++ b/zht/docx/60.content.docx
@@ -19,7 +19,7 @@
         <w:rPr>
           <w:lang w:val="zh_TW" w:bidi="zh_TW"/>
         </w:rPr>
-        <w:t>Resource: 研讀筆記 - 書籍簡介 (Tyndale)</w:t>
+        <w:t>Resource: Tyndale Open Study Notes</w:t>
       </w:r>
       <w:r>
         <w:rPr>
@@ -112,7 +112,7 @@
         <w:rPr>
           <w:lang w:val="zh_TW" w:bidi="zh_TW"/>
         </w:rPr>
-        <w:t>研讀筆記 - 書籍簡介 (Tyndale)</w:t>
+        <w:t>Tyndale Open Study Notes</w:t>
       </w:r>
     </w:p>
     <w:p>

--- a/zht/docx/60.content.docx
+++ b/zht/docx/60.content.docx
@@ -19,7 +19,7 @@
         <w:rPr>
           <w:lang w:val="zh_TW" w:bidi="zh_TW"/>
         </w:rPr>
-        <w:t>Resource: Tyndale Open Study Notes</w:t>
+        <w:t>Resource: Aquifer Open Study Notes (Book Intros)</w:t>
       </w:r>
       <w:r>
         <w:rPr>
@@ -112,7 +112,7 @@
         <w:rPr>
           <w:lang w:val="zh_TW" w:bidi="zh_TW"/>
         </w:rPr>
-        <w:t>Tyndale Open Study Notes</w:t>
+        <w:t>Aquifer Open Study Notes (Book Intros)</w:t>
       </w:r>
     </w:p>
     <w:p>

--- a/zht/docx/60.content.docx
+++ b/zht/docx/60.content.docx
@@ -272,66 +272,42 @@
         </w:rPr>
         <w:t>這正是彼得前書所要回應的處境。信徒正面臨極大的試煉（</w:t>
       </w:r>
-      <w:hyperlink r:id="rId13">
-        <w:r>
-          <w:rPr>
-            <w:lang w:val="zh_TW" w:bidi="zh_TW"/>
-          </w:rPr>
-          <w:rPr>
-            <w:color w:val="0000EE"/>
-            <w:u w:val="single"/>
-          </w:rPr>
-          <w:t>1:6，</w:t>
-        </w:r>
-      </w:hyperlink>
-      <w:hyperlink r:id="rId14">
-        <w:r>
-          <w:rPr>
-            <w:lang w:val="zh_TW" w:bidi="zh_TW"/>
-          </w:rPr>
-          <w:rPr>
-            <w:color w:val="0000EE"/>
-            <w:u w:val="single"/>
-          </w:rPr>
-          <w:t>4:12</w:t>
-        </w:r>
-      </w:hyperlink>
+      <w:r>
+        <w:rPr>
+          <w:lang w:val="zh_TW" w:bidi="zh_TW"/>
+        </w:rPr>
+        <w:t>1:6，</w:t>
+      </w:r>
+      <w:r>
+        <w:rPr>
+          <w:lang w:val="zh_TW" w:bidi="zh_TW"/>
+        </w:rPr>
+        <w:t>4:12</w:t>
+      </w:r>
       <w:r>
         <w:rPr>
           <w:lang w:val="zh_TW" w:bidi="zh_TW"/>
         </w:rPr>
         <w:t>），非基督徒群體也在毀謗他們（</w:t>
       </w:r>
-      <w:hyperlink r:id="rId15">
-        <w:r>
-          <w:rPr>
-            <w:lang w:val="zh_TW" w:bidi="zh_TW"/>
-          </w:rPr>
-          <w:rPr>
-            <w:color w:val="0000EE"/>
-            <w:u w:val="single"/>
-          </w:rPr>
-          <w:t>4:4，</w:t>
-        </w:r>
-      </w:hyperlink>
+      <w:r>
+        <w:rPr>
+          <w:lang w:val="zh_TW" w:bidi="zh_TW"/>
+        </w:rPr>
+        <w:t>4:4，</w:t>
+      </w:r>
       <w:r>
         <w:rPr>
           <w:lang w:val="zh_TW" w:bidi="zh_TW"/>
         </w:rPr>
         <w:t>見</w:t>
       </w:r>
-      <w:hyperlink r:id="rId16">
-        <w:r>
-          <w:rPr>
-            <w:lang w:val="zh_TW" w:bidi="zh_TW"/>
-          </w:rPr>
-          <w:rPr>
-            <w:color w:val="0000EE"/>
-            <w:u w:val="single"/>
-          </w:rPr>
-          <w:t>3:16</w:t>
-        </w:r>
-      </w:hyperlink>
+      <w:r>
+        <w:rPr>
+          <w:lang w:val="zh_TW" w:bidi="zh_TW"/>
+        </w:rPr>
+        <w:t>3:16</w:t>
+      </w:r>
       <w:r>
         <w:rPr>
           <w:lang w:val="zh_TW" w:bidi="zh_TW"/>
@@ -377,126 +353,84 @@
         </w:rPr>
         <w:t>在典型的信件起首語之後（</w:t>
       </w:r>
-      <w:hyperlink r:id="rId17">
-        <w:r>
-          <w:rPr>
-            <w:lang w:val="zh_TW" w:bidi="zh_TW"/>
-          </w:rPr>
-          <w:rPr>
-            <w:color w:val="0000EE"/>
-            <w:u w:val="single"/>
-          </w:rPr>
-          <w:t>1:1–2</w:t>
-        </w:r>
-      </w:hyperlink>
+      <w:r>
+        <w:rPr>
+          <w:lang w:val="zh_TW" w:bidi="zh_TW"/>
+        </w:rPr>
+        <w:t>1:1–2</w:t>
+      </w:r>
       <w:r>
         <w:rPr>
           <w:lang w:val="zh_TW" w:bidi="zh_TW"/>
         </w:rPr>
         <w:t>），彼得在第一部分（</w:t>
       </w:r>
-      <w:hyperlink r:id="rId18">
-        <w:r>
-          <w:rPr>
-            <w:lang w:val="zh_TW" w:bidi="zh_TW"/>
-          </w:rPr>
-          <w:rPr>
-            <w:color w:val="0000EE"/>
-            <w:u w:val="single"/>
-          </w:rPr>
-          <w:t>1:3–2:12</w:t>
-        </w:r>
-      </w:hyperlink>
+      <w:r>
+        <w:rPr>
+          <w:lang w:val="zh_TW" w:bidi="zh_TW"/>
+        </w:rPr>
+        <w:t>1:3–2:12</w:t>
+      </w:r>
       <w:r>
         <w:rPr>
           <w:lang w:val="zh_TW" w:bidi="zh_TW"/>
         </w:rPr>
         <w:t>）勸勉他的讀者，將當前短暫的苦難視為信心的鍛煉，並作為得著救恩的預備（</w:t>
       </w:r>
-      <w:hyperlink r:id="rId19">
-        <w:r>
-          <w:rPr>
-            <w:lang w:val="zh_TW" w:bidi="zh_TW"/>
-          </w:rPr>
-          <w:rPr>
-            <w:color w:val="0000EE"/>
-            <w:u w:val="single"/>
-          </w:rPr>
-          <w:t>1:3–9</w:t>
-        </w:r>
-      </w:hyperlink>
+      <w:r>
+        <w:rPr>
+          <w:lang w:val="zh_TW" w:bidi="zh_TW"/>
+        </w:rPr>
+        <w:t>1:3–9</w:t>
+      </w:r>
       <w:r>
         <w:rPr>
           <w:lang w:val="zh_TW" w:bidi="zh_TW"/>
         </w:rPr>
         <w:t>）。這救恩何等偉大，先知曾預言它，天使也詳細察看它（</w:t>
       </w:r>
-      <w:hyperlink r:id="rId20">
-        <w:r>
-          <w:rPr>
-            <w:lang w:val="zh_TW" w:bidi="zh_TW"/>
-          </w:rPr>
-          <w:rPr>
-            <w:color w:val="0000EE"/>
-            <w:u w:val="single"/>
-          </w:rPr>
-          <w:t>1:10–12</w:t>
-        </w:r>
-      </w:hyperlink>
+      <w:r>
+        <w:rPr>
+          <w:lang w:val="zh_TW" w:bidi="zh_TW"/>
+        </w:rPr>
+        <w:t>1:10–12</w:t>
+      </w:r>
       <w:r>
         <w:rPr>
           <w:lang w:val="zh_TW" w:bidi="zh_TW"/>
         </w:rPr>
         <w:t>）。這救恩促使人過聖潔的生活，使人認識到神為我們的救恩所付出的代價（</w:t>
       </w:r>
-      <w:hyperlink r:id="rId21">
-        <w:r>
-          <w:rPr>
-            <w:lang w:val="zh_TW" w:bidi="zh_TW"/>
-          </w:rPr>
-          <w:rPr>
-            <w:color w:val="0000EE"/>
-            <w:u w:val="single"/>
-          </w:rPr>
-          <w:t>1:13–21</w:t>
-        </w:r>
-      </w:hyperlink>
+      <w:r>
+        <w:rPr>
+          <w:lang w:val="zh_TW" w:bidi="zh_TW"/>
+        </w:rPr>
+        <w:t>1:13–21</w:t>
+      </w:r>
       <w:r>
         <w:rPr>
           <w:lang w:val="zh_TW" w:bidi="zh_TW"/>
         </w:rPr>
         <w:t>）。第一部分以呼召基督徒彼此相愛與忍耐作結（</w:t>
       </w:r>
-      <w:hyperlink r:id="rId22">
-        <w:r>
-          <w:rPr>
-            <w:lang w:val="zh_TW" w:bidi="zh_TW"/>
-          </w:rPr>
-          <w:rPr>
-            <w:color w:val="0000EE"/>
-            <w:u w:val="single"/>
-          </w:rPr>
-          <w:t>1:22–2:3</w:t>
-        </w:r>
-      </w:hyperlink>
+      <w:r>
+        <w:rPr>
+          <w:lang w:val="zh_TW" w:bidi="zh_TW"/>
+        </w:rPr>
+        <w:t>1:22–2:3</w:t>
+      </w:r>
       <w:r>
         <w:rPr>
           <w:lang w:val="zh_TW" w:bidi="zh_TW"/>
         </w:rPr>
         <w:t>），並提醒我們是神新約子民的身分（</w:t>
       </w:r>
-      <w:hyperlink r:id="rId23">
-        <w:r>
-          <w:rPr>
-            <w:lang w:val="zh_TW" w:bidi="zh_TW"/>
-          </w:rPr>
-          <w:rPr>
-            <w:color w:val="0000EE"/>
-            <w:u w:val="single"/>
-          </w:rPr>
-          <w:t>2:4–12</w:t>
-        </w:r>
-      </w:hyperlink>
+      <w:r>
+        <w:rPr>
+          <w:lang w:val="zh_TW" w:bidi="zh_TW"/>
+        </w:rPr>
+        <w:t>2:4–12</w:t>
+      </w:r>
       <w:r>
         <w:rPr>
           <w:lang w:val="zh_TW" w:bidi="zh_TW"/>
@@ -517,108 +451,72 @@
         </w:rPr>
         <w:t>信的第二部分（</w:t>
       </w:r>
-      <w:hyperlink r:id="rId24">
-        <w:r>
-          <w:rPr>
-            <w:lang w:val="zh_TW" w:bidi="zh_TW"/>
-          </w:rPr>
-          <w:rPr>
-            <w:color w:val="0000EE"/>
-            <w:u w:val="single"/>
-          </w:rPr>
-          <w:t>2:13–3:12</w:t>
-        </w:r>
-      </w:hyperlink>
+      <w:r>
+        <w:rPr>
+          <w:lang w:val="zh_TW" w:bidi="zh_TW"/>
+        </w:rPr>
+        <w:t>2:13–3:12</w:t>
+      </w:r>
       <w:r>
         <w:rPr>
           <w:lang w:val="zh_TW" w:bidi="zh_TW"/>
         </w:rPr>
         <w:t>），勸勉基督徒在敵對的世界中，順服所認可的權柄，以此作見證。基督徒應當順服政府的權柄（</w:t>
       </w:r>
-      <w:hyperlink r:id="rId25">
-        <w:r>
-          <w:rPr>
-            <w:lang w:val="zh_TW" w:bidi="zh_TW"/>
-          </w:rPr>
-          <w:rPr>
-            <w:color w:val="0000EE"/>
-            <w:u w:val="single"/>
-          </w:rPr>
-          <w:t>2:13–17</w:t>
-        </w:r>
-      </w:hyperlink>
+      <w:r>
+        <w:rPr>
+          <w:lang w:val="zh_TW" w:bidi="zh_TW"/>
+        </w:rPr>
+        <w:t>2:13–17</w:t>
+      </w:r>
       <w:r>
         <w:rPr>
           <w:lang w:val="zh_TW" w:bidi="zh_TW"/>
         </w:rPr>
         <w:t>），基督徒僕人應當順服他們的主人（</w:t>
       </w:r>
-      <w:hyperlink r:id="rId26">
-        <w:r>
-          <w:rPr>
-            <w:lang w:val="zh_TW" w:bidi="zh_TW"/>
-          </w:rPr>
-          <w:rPr>
-            <w:color w:val="0000EE"/>
-            <w:u w:val="single"/>
-          </w:rPr>
-          <w:t>2:18–25</w:t>
-        </w:r>
-      </w:hyperlink>
+      <w:r>
+        <w:rPr>
+          <w:lang w:val="zh_TW" w:bidi="zh_TW"/>
+        </w:rPr>
+        <w:t>2:18–25</w:t>
+      </w:r>
       <w:r>
         <w:rPr>
           <w:lang w:val="zh_TW" w:bidi="zh_TW"/>
         </w:rPr>
         <w:t>），基督徒妻子應當順服她們的丈夫（</w:t>
       </w:r>
-      <w:hyperlink r:id="rId27">
-        <w:r>
-          <w:rPr>
-            <w:lang w:val="zh_TW" w:bidi="zh_TW"/>
-          </w:rPr>
-          <w:rPr>
-            <w:color w:val="0000EE"/>
-            <w:u w:val="single"/>
-          </w:rPr>
-          <w:t>3:1–6</w:t>
-        </w:r>
-      </w:hyperlink>
+      <w:r>
+        <w:rPr>
+          <w:lang w:val="zh_TW" w:bidi="zh_TW"/>
+        </w:rPr>
+        <w:t>3:1–6</w:t>
+      </w:r>
       <w:r>
         <w:rPr>
           <w:lang w:val="zh_TW" w:bidi="zh_TW"/>
         </w:rPr>
         <w:t>）。同時，丈夫應尊重他們的妻子（</w:t>
       </w:r>
-      <w:hyperlink r:id="rId28">
-        <w:r>
-          <w:rPr>
-            <w:lang w:val="zh_TW" w:bidi="zh_TW"/>
-          </w:rPr>
-          <w:rPr>
-            <w:color w:val="0000EE"/>
-            <w:u w:val="single"/>
-          </w:rPr>
-          <w:t>3:7</w:t>
-        </w:r>
-      </w:hyperlink>
+      <w:r>
+        <w:rPr>
+          <w:lang w:val="zh_TW" w:bidi="zh_TW"/>
+        </w:rPr>
+        <w:t>3:7</w:t>
+      </w:r>
       <w:r>
         <w:rPr>
           <w:lang w:val="zh_TW" w:bidi="zh_TW"/>
         </w:rPr>
         <w:t>）。這部分以勸勉人們行出神所獎賞的行為的作結（</w:t>
       </w:r>
-      <w:hyperlink r:id="rId29">
-        <w:r>
-          <w:rPr>
-            <w:lang w:val="zh_TW" w:bidi="zh_TW"/>
-          </w:rPr>
-          <w:rPr>
-            <w:color w:val="0000EE"/>
-            <w:u w:val="single"/>
-          </w:rPr>
-          <w:t>3:8–12</w:t>
-        </w:r>
-      </w:hyperlink>
+      <w:r>
+        <w:rPr>
+          <w:lang w:val="zh_TW" w:bidi="zh_TW"/>
+        </w:rPr>
+        <w:t>3:8–12</w:t>
+      </w:r>
       <w:r>
         <w:rPr>
           <w:lang w:val="zh_TW" w:bidi="zh_TW"/>
@@ -639,90 +537,60 @@
         </w:rPr>
         <w:t>第三部分（</w:t>
       </w:r>
-      <w:hyperlink r:id="rId30">
-        <w:r>
-          <w:rPr>
-            <w:lang w:val="zh_TW" w:bidi="zh_TW"/>
-          </w:rPr>
-          <w:rPr>
-            <w:color w:val="0000EE"/>
-            <w:u w:val="single"/>
-          </w:rPr>
-          <w:t>3:13–4:11</w:t>
-        </w:r>
-      </w:hyperlink>
+      <w:r>
+        <w:rPr>
+          <w:lang w:val="zh_TW" w:bidi="zh_TW"/>
+        </w:rPr>
+        <w:t>3:13–4:11</w:t>
+      </w:r>
       <w:r>
         <w:rPr>
           <w:lang w:val="zh_TW" w:bidi="zh_TW"/>
         </w:rPr>
         <w:t>）以一個挑戰開始，勸勉信徒即使遭受逼迫，也要以高尚和值得尊重的行為來回應社會的壓力（</w:t>
       </w:r>
-      <w:hyperlink r:id="rId31">
-        <w:r>
-          <w:rPr>
-            <w:lang w:val="zh_TW" w:bidi="zh_TW"/>
-          </w:rPr>
-          <w:rPr>
-            <w:color w:val="0000EE"/>
-            <w:u w:val="single"/>
-          </w:rPr>
-          <w:t>3:13–17</w:t>
-        </w:r>
-      </w:hyperlink>
+      <w:r>
+        <w:rPr>
+          <w:lang w:val="zh_TW" w:bidi="zh_TW"/>
+        </w:rPr>
+        <w:t>3:13–17</w:t>
+      </w:r>
       <w:r>
         <w:rPr>
           <w:lang w:val="zh_TW" w:bidi="zh_TW"/>
         </w:rPr>
         <w:t>）。彼得提醒讀者，因為基督的生命、死亡、復活與升天（</w:t>
       </w:r>
-      <w:hyperlink r:id="rId32">
-        <w:r>
-          <w:rPr>
-            <w:lang w:val="zh_TW" w:bidi="zh_TW"/>
-          </w:rPr>
-          <w:rPr>
-            <w:color w:val="0000EE"/>
-            <w:u w:val="single"/>
-          </w:rPr>
-          <w:t>3:18–22</w:t>
-        </w:r>
-      </w:hyperlink>
+      <w:r>
+        <w:rPr>
+          <w:lang w:val="zh_TW" w:bidi="zh_TW"/>
+        </w:rPr>
+        <w:t>3:18–22</w:t>
+      </w:r>
       <w:r>
         <w:rPr>
           <w:lang w:val="zh_TW" w:bidi="zh_TW"/>
         </w:rPr>
         <w:t>），他們得贖的盼望是確定的。彼得再次呼籲信徒棄絕世界的道路和價值觀（</w:t>
       </w:r>
-      <w:hyperlink r:id="rId33">
-        <w:r>
-          <w:rPr>
-            <w:lang w:val="zh_TW" w:bidi="zh_TW"/>
-          </w:rPr>
-          <w:rPr>
-            <w:color w:val="0000EE"/>
-            <w:u w:val="single"/>
-          </w:rPr>
-          <w:t>4:1–6</w:t>
-        </w:r>
-      </w:hyperlink>
+      <w:r>
+        <w:rPr>
+          <w:lang w:val="zh_TW" w:bidi="zh_TW"/>
+        </w:rPr>
+        <w:t>4:1–6</w:t>
+      </w:r>
       <w:r>
         <w:rPr>
           <w:lang w:val="zh_TW" w:bidi="zh_TW"/>
         </w:rPr>
         <w:t>），並以各種勸勉作結（</w:t>
       </w:r>
-      <w:hyperlink r:id="rId34">
-        <w:r>
-          <w:rPr>
-            <w:lang w:val="zh_TW" w:bidi="zh_TW"/>
-          </w:rPr>
-          <w:rPr>
-            <w:color w:val="0000EE"/>
-            <w:u w:val="single"/>
-          </w:rPr>
-          <w:t>4:7–11</w:t>
-        </w:r>
-      </w:hyperlink>
+      <w:r>
+        <w:rPr>
+          <w:lang w:val="zh_TW" w:bidi="zh_TW"/>
+        </w:rPr>
+        <w:t>4:7–11</w:t>
+      </w:r>
       <w:r>
         <w:rPr>
           <w:lang w:val="zh_TW" w:bidi="zh_TW"/>
@@ -743,108 +611,72 @@
         </w:rPr>
         <w:t>信的第四部分（</w:t>
       </w:r>
-      <w:hyperlink r:id="rId35">
-        <w:r>
-          <w:rPr>
-            <w:lang w:val="zh_TW" w:bidi="zh_TW"/>
-          </w:rPr>
-          <w:rPr>
-            <w:color w:val="0000EE"/>
-            <w:u w:val="single"/>
-          </w:rPr>
-          <w:t>4:12–5:11</w:t>
-        </w:r>
-      </w:hyperlink>
+      <w:r>
+        <w:rPr>
+          <w:lang w:val="zh_TW" w:bidi="zh_TW"/>
+        </w:rPr>
+        <w:t>4:12–5:11</w:t>
+      </w:r>
       <w:r>
         <w:rPr>
           <w:lang w:val="zh_TW" w:bidi="zh_TW"/>
         </w:rPr>
         <w:t>）以最後的呼召開始，勸勉信徒在苦難中堅定站穩（</w:t>
       </w:r>
-      <w:hyperlink r:id="rId36">
-        <w:r>
-          <w:rPr>
-            <w:lang w:val="zh_TW" w:bidi="zh_TW"/>
-          </w:rPr>
-          <w:rPr>
-            <w:color w:val="0000EE"/>
-            <w:u w:val="single"/>
-          </w:rPr>
-          <w:t>4:12–19</w:t>
-        </w:r>
-      </w:hyperlink>
+      <w:r>
+        <w:rPr>
+          <w:lang w:val="zh_TW" w:bidi="zh_TW"/>
+        </w:rPr>
+        <w:t>4:12–19</w:t>
+      </w:r>
       <w:r>
         <w:rPr>
           <w:lang w:val="zh_TW" w:bidi="zh_TW"/>
         </w:rPr>
         <w:t>）。接著，彼得向長老（</w:t>
       </w:r>
-      <w:hyperlink r:id="rId37">
-        <w:r>
-          <w:rPr>
-            <w:lang w:val="zh_TW" w:bidi="zh_TW"/>
-          </w:rPr>
-          <w:rPr>
-            <w:color w:val="0000EE"/>
-            <w:u w:val="single"/>
-          </w:rPr>
-          <w:t>5:1–4</w:t>
-        </w:r>
-      </w:hyperlink>
+      <w:r>
+        <w:rPr>
+          <w:lang w:val="zh_TW" w:bidi="zh_TW"/>
+        </w:rPr>
+        <w:t>5:1–4</w:t>
+      </w:r>
       <w:r>
         <w:rPr>
           <w:lang w:val="zh_TW" w:bidi="zh_TW"/>
         </w:rPr>
         <w:t>）、年輕人（</w:t>
       </w:r>
-      <w:hyperlink r:id="rId38">
-        <w:r>
-          <w:rPr>
-            <w:lang w:val="zh_TW" w:bidi="zh_TW"/>
-          </w:rPr>
-          <w:rPr>
-            <w:color w:val="0000EE"/>
-            <w:u w:val="single"/>
-          </w:rPr>
-          <w:t>5:5</w:t>
-        </w:r>
-      </w:hyperlink>
+      <w:r>
+        <w:rPr>
+          <w:lang w:val="zh_TW" w:bidi="zh_TW"/>
+        </w:rPr>
+        <w:t>5:5</w:t>
+      </w:r>
       <w:r>
         <w:rPr>
           <w:lang w:val="zh_TW" w:bidi="zh_TW"/>
         </w:rPr>
         <w:t>）和整個教會（</w:t>
       </w:r>
-      <w:hyperlink r:id="rId39">
-        <w:r>
-          <w:rPr>
-            <w:lang w:val="zh_TW" w:bidi="zh_TW"/>
-          </w:rPr>
-          <w:rPr>
-            <w:color w:val="0000EE"/>
-            <w:u w:val="single"/>
-          </w:rPr>
-          <w:t>5:5–11</w:t>
-        </w:r>
-      </w:hyperlink>
+      <w:r>
+        <w:rPr>
+          <w:lang w:val="zh_TW" w:bidi="zh_TW"/>
+        </w:rPr>
+        <w:t>5:5–11</w:t>
+      </w:r>
       <w:r>
         <w:rPr>
           <w:lang w:val="zh_TW" w:bidi="zh_TW"/>
         </w:rPr>
         <w:t>）提出勸勉。信以慣常的問安作為結束（</w:t>
       </w:r>
-      <w:hyperlink r:id="rId40">
-        <w:r>
-          <w:rPr>
-            <w:lang w:val="zh_TW" w:bidi="zh_TW"/>
-          </w:rPr>
-          <w:rPr>
-            <w:color w:val="0000EE"/>
-            <w:u w:val="single"/>
-          </w:rPr>
-          <w:t>5:12–14</w:t>
-        </w:r>
-      </w:hyperlink>
+      <w:r>
+        <w:rPr>
+          <w:lang w:val="zh_TW" w:bidi="zh_TW"/>
+        </w:rPr>
+        <w:t>5:12–14</w:t>
+      </w:r>
       <w:r>
         <w:rPr>
           <w:lang w:val="zh_TW" w:bidi="zh_TW"/>
@@ -876,102 +708,66 @@
         </w:rPr>
         <w:t>這封信的開頭經文表明，作者是使徒彼得，而收信人則是「神所揀選的人」，他們居住在「本都、加拉太、加帕多家、亞西亞、庇推尼」。這些羅馬行省位於小亞細亞北部，即現今土耳其的大部分地區。我們沒有彼得曾造訪這些地區的記錄，這封信本身也未提及他曾經到訪。事實上，在彼得最初在耶路撒冷和猶太地區服事之後（</w:t>
       </w:r>
-      <w:hyperlink r:id="rId41">
-        <w:r>
-          <w:rPr>
-            <w:lang w:val="zh_TW" w:bidi="zh_TW"/>
-          </w:rPr>
-          <w:rPr>
-            <w:color w:val="0000EE"/>
-            <w:u w:val="single"/>
-          </w:rPr>
-          <w:t>徒1:1–12:25</w:t>
-        </w:r>
-      </w:hyperlink>
+      <w:r>
+        <w:rPr>
+          <w:lang w:val="zh_TW" w:bidi="zh_TW"/>
+        </w:rPr>
+        <w:t>徒1:1–12:25</w:t>
+      </w:r>
       <w:r>
         <w:rPr>
           <w:lang w:val="zh_TW" w:bidi="zh_TW"/>
         </w:rPr>
         <w:t>）。我們對他的行蹤與事工知之甚少。路加告訴我們，彼得從監獄中被神蹟般釋放後，「往別處去了」（</w:t>
       </w:r>
-      <w:hyperlink r:id="rId42">
-        <w:r>
-          <w:rPr>
-            <w:lang w:val="zh_TW" w:bidi="zh_TW"/>
-          </w:rPr>
-          <w:rPr>
-            <w:color w:val="0000EE"/>
-            <w:u w:val="single"/>
-          </w:rPr>
-          <w:t>徒12:17</w:t>
-        </w:r>
-      </w:hyperlink>
+      <w:r>
+        <w:rPr>
+          <w:lang w:val="zh_TW" w:bidi="zh_TW"/>
+        </w:rPr>
+        <w:t>徒12:17</w:t>
+      </w:r>
       <w:r>
         <w:rPr>
           <w:lang w:val="zh_TW" w:bidi="zh_TW"/>
         </w:rPr>
         <w:t>）。關於他的去向眾說紛紜，但我們無從確知。他後來出現在耶路撒冷的會議上（</w:t>
       </w:r>
-      <w:hyperlink r:id="rId43">
-        <w:r>
-          <w:rPr>
-            <w:lang w:val="zh_TW" w:bidi="zh_TW"/>
-          </w:rPr>
-          <w:rPr>
-            <w:color w:val="0000EE"/>
-            <w:u w:val="single"/>
-          </w:rPr>
-          <w:t>徒15:1–41</w:t>
-        </w:r>
-      </w:hyperlink>
+      <w:r>
+        <w:rPr>
+          <w:lang w:val="zh_TW" w:bidi="zh_TW"/>
+        </w:rPr>
+        <w:t>徒15:1–41</w:t>
+      </w:r>
       <w:r>
         <w:rPr>
           <w:lang w:val="zh_TW" w:bidi="zh_TW"/>
         </w:rPr>
         <w:t>；公元49–50年），並顯然曾在哥林多服事（見</w:t>
       </w:r>
-      <w:hyperlink r:id="rId44">
-        <w:r>
-          <w:rPr>
-            <w:lang w:val="zh_TW" w:bidi="zh_TW"/>
-          </w:rPr>
-          <w:rPr>
-            <w:color w:val="0000EE"/>
-            <w:u w:val="single"/>
-          </w:rPr>
-          <w:t>林前1:12，</w:t>
-        </w:r>
-      </w:hyperlink>
-      <w:hyperlink r:id="rId45">
-        <w:r>
-          <w:rPr>
-            <w:lang w:val="zh_TW" w:bidi="zh_TW"/>
-          </w:rPr>
-          <w:rPr>
-            <w:color w:val="0000EE"/>
-            <w:u w:val="single"/>
-          </w:rPr>
-          <w:t>9:5</w:t>
-        </w:r>
-      </w:hyperlink>
+      <w:r>
+        <w:rPr>
+          <w:lang w:val="zh_TW" w:bidi="zh_TW"/>
+        </w:rPr>
+        <w:t>林前1:12，</w:t>
+      </w:r>
+      <w:r>
+        <w:rPr>
+          <w:lang w:val="zh_TW" w:bidi="zh_TW"/>
+        </w:rPr>
+        <w:t>9:5</w:t>
+      </w:r>
       <w:r>
         <w:rPr>
           <w:lang w:val="zh_TW" w:bidi="zh_TW"/>
         </w:rPr>
         <w:t>）。他也曾在某個時候來到安提阿（</w:t>
       </w:r>
-      <w:hyperlink r:id="rId46">
-        <w:r>
-          <w:rPr>
-            <w:lang w:val="zh_TW" w:bidi="zh_TW"/>
-          </w:rPr>
-          <w:rPr>
-            <w:color w:val="0000EE"/>
-            <w:u w:val="single"/>
-          </w:rPr>
-          <w:t>加2:11–16</w:t>
-        </w:r>
-      </w:hyperlink>
+      <w:r>
+        <w:rPr>
+          <w:lang w:val="zh_TW" w:bidi="zh_TW"/>
+        </w:rPr>
+        <w:t>加2:11–16</w:t>
+      </w:r>
       <w:r>
         <w:rPr>
           <w:lang w:val="zh_TW" w:bidi="zh_TW"/>
@@ -1003,54 +799,36 @@
         </w:rPr>
         <w:t>彼得顯然是在羅馬寫下這封信的。「在巴比倫與你們同蒙揀選的教會」（</w:t>
       </w:r>
-      <w:hyperlink r:id="rId47">
-        <w:r>
-          <w:rPr>
-            <w:lang w:val="zh_TW" w:bidi="zh_TW"/>
-          </w:rPr>
-          <w:rPr>
-            <w:color w:val="0000EE"/>
-            <w:u w:val="single"/>
-          </w:rPr>
-          <w:t>5:13</w:t>
-        </w:r>
-      </w:hyperlink>
+      <w:r>
+        <w:rPr>
+          <w:lang w:val="zh_TW" w:bidi="zh_TW"/>
+        </w:rPr>
+        <w:t>5:13</w:t>
+      </w:r>
       <w:r>
         <w:rPr>
           <w:lang w:val="zh_TW" w:bidi="zh_TW"/>
         </w:rPr>
         <w:t>），幾乎可以肯定是指羅馬的教會。彼得時代（公元一世紀）的古巴比倫城，在舊約後期的書卷中廣為人知，但當時已經衰微，成為一個無足輕重的城，因此彼得遠赴東方至此的可能性極低。然而，由於古巴比倫在公元前600至500年間曾是世界強權的中心，它的名字逐漸成為世界的權勢與文化影響力的象徵。因此，啟示錄以「巴比倫」作為羅馬的代號（見</w:t>
       </w:r>
-      <w:hyperlink r:id="rId48">
-        <w:r>
-          <w:rPr>
-            <w:lang w:val="zh_TW" w:bidi="zh_TW"/>
-          </w:rPr>
-          <w:rPr>
-            <w:color w:val="0000EE"/>
-            <w:u w:val="single"/>
-          </w:rPr>
-          <w:t>啟17:5</w:t>
-        </w:r>
-      </w:hyperlink>
+      <w:r>
+        <w:rPr>
+          <w:lang w:val="zh_TW" w:bidi="zh_TW"/>
+        </w:rPr>
+        <w:t>啟17:5</w:t>
+      </w:r>
       <w:r>
         <w:rPr>
           <w:lang w:val="zh_TW" w:bidi="zh_TW"/>
         </w:rPr>
         <w:t>），彼得很可能也是出於相同的用意。如果彼得確實是在羅馬寫下這封信，那麼這封信很可能是在他生命晚期寫成的。這一推測可以從馬可與彼得同在而得到印證（見</w:t>
       </w:r>
-      <w:hyperlink r:id="rId47">
-        <w:r>
-          <w:rPr>
-            <w:lang w:val="zh_TW" w:bidi="zh_TW"/>
-          </w:rPr>
-          <w:rPr>
-            <w:color w:val="0000EE"/>
-            <w:u w:val="single"/>
-          </w:rPr>
-          <w:t>彼前5:13</w:t>
-        </w:r>
-      </w:hyperlink>
+      <w:r>
+        <w:rPr>
+          <w:lang w:val="zh_TW" w:bidi="zh_TW"/>
+        </w:rPr>
+        <w:t>彼前5:13</w:t>
+      </w:r>
       <w:r>
         <w:rPr>
           <w:lang w:val="zh_TW" w:bidi="zh_TW"/>
@@ -1107,162 +885,102 @@
         </w:rPr>
         <w:t>彼得前書鼓勵基督徒在非基督徒、甚至敵對基督信仰的環境中，仍要過聖潔的生活。彼得強調三個關鍵理念。首先，信徒必須明白，我們已經得著神透過先知所應許、天使「詳細察看」的救恩（</w:t>
       </w:r>
-      <w:hyperlink r:id="rId49">
-        <w:r>
-          <w:rPr>
-            <w:lang w:val="zh_TW" w:bidi="zh_TW"/>
-          </w:rPr>
-          <w:rPr>
-            <w:color w:val="0000EE"/>
-            <w:u w:val="single"/>
-          </w:rPr>
-          <w:t>1:12，</w:t>
-        </w:r>
-      </w:hyperlink>
+      <w:r>
+        <w:rPr>
+          <w:lang w:val="zh_TW" w:bidi="zh_TW"/>
+        </w:rPr>
+        <w:t>1:12，</w:t>
+      </w:r>
       <w:r>
         <w:rPr>
           <w:lang w:val="zh_TW" w:bidi="zh_TW"/>
         </w:rPr>
         <w:t>見</w:t>
       </w:r>
-      <w:hyperlink r:id="rId50">
-        <w:r>
-          <w:rPr>
-            <w:lang w:val="zh_TW" w:bidi="zh_TW"/>
-          </w:rPr>
-          <w:rPr>
-            <w:color w:val="0000EE"/>
-            <w:u w:val="single"/>
-          </w:rPr>
-          <w:t>1:5、</w:t>
-        </w:r>
-      </w:hyperlink>
-      <w:hyperlink r:id="rId51">
-        <w:r>
-          <w:rPr>
-            <w:lang w:val="zh_TW" w:bidi="zh_TW"/>
-          </w:rPr>
-          <w:rPr>
-            <w:color w:val="0000EE"/>
-            <w:u w:val="single"/>
-          </w:rPr>
-          <w:t>10</w:t>
-        </w:r>
-      </w:hyperlink>
+      <w:r>
+        <w:rPr>
+          <w:lang w:val="zh_TW" w:bidi="zh_TW"/>
+        </w:rPr>
+        <w:t>1:5、</w:t>
+      </w:r>
+      <w:r>
+        <w:rPr>
+          <w:lang w:val="zh_TW" w:bidi="zh_TW"/>
+        </w:rPr>
+        <w:t>10</w:t>
+      </w:r>
       <w:r>
         <w:rPr>
           <w:lang w:val="zh_TW" w:bidi="zh_TW"/>
         </w:rPr>
         <w:t>）。我們是神的兒女（</w:t>
       </w:r>
-      <w:hyperlink r:id="rId52">
-        <w:r>
-          <w:rPr>
-            <w:lang w:val="zh_TW" w:bidi="zh_TW"/>
-          </w:rPr>
-          <w:rPr>
-            <w:color w:val="0000EE"/>
-            <w:u w:val="single"/>
-          </w:rPr>
-          <w:t>1:14</w:t>
-        </w:r>
-      </w:hyperlink>
+      <w:r>
+        <w:rPr>
+          <w:lang w:val="zh_TW" w:bidi="zh_TW"/>
+        </w:rPr>
+        <w:t>1:14</w:t>
+      </w:r>
       <w:r>
         <w:rPr>
           <w:lang w:val="zh_TW" w:bidi="zh_TW"/>
         </w:rPr>
         <w:t>），藉著神大能的話語而重生（</w:t>
       </w:r>
-      <w:hyperlink r:id="rId53">
-        <w:r>
-          <w:rPr>
-            <w:lang w:val="zh_TW" w:bidi="zh_TW"/>
-          </w:rPr>
-          <w:rPr>
-            <w:color w:val="0000EE"/>
-            <w:u w:val="single"/>
-          </w:rPr>
-          <w:t>1:23</w:t>
-        </w:r>
-      </w:hyperlink>
+      <w:r>
+        <w:rPr>
+          <w:lang w:val="zh_TW" w:bidi="zh_TW"/>
+        </w:rPr>
+        <w:t>1:23</w:t>
+      </w:r>
       <w:r>
         <w:rPr>
           <w:lang w:val="zh_TW" w:bidi="zh_TW"/>
         </w:rPr>
         <w:t>）。我們是神用來建造靈宮的活石（</w:t>
       </w:r>
-      <w:hyperlink r:id="rId54">
-        <w:r>
-          <w:rPr>
-            <w:lang w:val="zh_TW" w:bidi="zh_TW"/>
-          </w:rPr>
-          <w:rPr>
-            <w:color w:val="0000EE"/>
-            <w:u w:val="single"/>
-          </w:rPr>
-          <w:t>2:5</w:t>
-        </w:r>
-      </w:hyperlink>
+      <w:r>
+        <w:rPr>
+          <w:lang w:val="zh_TW" w:bidi="zh_TW"/>
+        </w:rPr>
+        <w:t>2:5</w:t>
+      </w:r>
       <w:r>
         <w:rPr>
           <w:lang w:val="zh_TW" w:bidi="zh_TW"/>
         </w:rPr>
         <w:t>），是被揀選的族類，從黑暗中被召進入光明（</w:t>
       </w:r>
-      <w:hyperlink r:id="rId55">
-        <w:r>
-          <w:rPr>
-            <w:lang w:val="zh_TW" w:bidi="zh_TW"/>
-          </w:rPr>
-          <w:rPr>
-            <w:color w:val="0000EE"/>
-            <w:u w:val="single"/>
-          </w:rPr>
-          <w:t>2:9–10</w:t>
-        </w:r>
-      </w:hyperlink>
+      <w:r>
+        <w:rPr>
+          <w:lang w:val="zh_TW" w:bidi="zh_TW"/>
+        </w:rPr>
+        <w:t>2:9–10</w:t>
+      </w:r>
       <w:r>
         <w:rPr>
           <w:lang w:val="zh_TW" w:bidi="zh_TW"/>
         </w:rPr>
         <w:t>）。因著這一切恩典，我們在這世界上成為寄居的、作客旅的人（</w:t>
       </w:r>
-      <w:hyperlink r:id="rId56">
-        <w:r>
-          <w:rPr>
-            <w:lang w:val="zh_TW" w:bidi="zh_TW"/>
-          </w:rPr>
-          <w:rPr>
-            <w:color w:val="0000EE"/>
-            <w:u w:val="single"/>
-          </w:rPr>
-          <w:t>1:1、</w:t>
-        </w:r>
-      </w:hyperlink>
-      <w:hyperlink r:id="rId57">
-        <w:r>
-          <w:rPr>
-            <w:lang w:val="zh_TW" w:bidi="zh_TW"/>
-          </w:rPr>
-          <w:rPr>
-            <w:color w:val="0000EE"/>
-            <w:u w:val="single"/>
-          </w:rPr>
-          <w:t>17，</w:t>
-        </w:r>
-      </w:hyperlink>
-      <w:hyperlink r:id="rId58">
-        <w:r>
-          <w:rPr>
-            <w:lang w:val="zh_TW" w:bidi="zh_TW"/>
-          </w:rPr>
-          <w:rPr>
-            <w:color w:val="0000EE"/>
-            <w:u w:val="single"/>
-          </w:rPr>
-          <w:t>2:12</w:t>
-        </w:r>
-      </w:hyperlink>
+      <w:r>
+        <w:rPr>
+          <w:lang w:val="zh_TW" w:bidi="zh_TW"/>
+        </w:rPr>
+        <w:t>1:1、</w:t>
+      </w:r>
+      <w:r>
+        <w:rPr>
+          <w:lang w:val="zh_TW" w:bidi="zh_TW"/>
+        </w:rPr>
+        <w:t>17，</w:t>
+      </w:r>
+      <w:r>
+        <w:rPr>
+          <w:lang w:val="zh_TW" w:bidi="zh_TW"/>
+        </w:rPr>
+        <w:t>2:12</w:t>
+      </w:r>
       <w:r>
         <w:rPr>
           <w:lang w:val="zh_TW" w:bidi="zh_TW"/>
@@ -1283,72 +1001,48 @@
         </w:rPr>
         <w:t>第二個關鍵理念是，作為神的子民，基督徒應當追求以天國價值為導向的生活，而非世俗的價值觀。身為神的兒女，基督徒應該效法天父，成為聖潔，如同神是聖潔一樣（</w:t>
       </w:r>
-      <w:hyperlink r:id="rId59">
-        <w:r>
-          <w:rPr>
-            <w:lang w:val="zh_TW" w:bidi="zh_TW"/>
-          </w:rPr>
-          <w:rPr>
-            <w:color w:val="0000EE"/>
-            <w:u w:val="single"/>
-          </w:rPr>
-          <w:t>1:15–16</w:t>
-        </w:r>
-      </w:hyperlink>
+      <w:r>
+        <w:rPr>
+          <w:lang w:val="zh_TW" w:bidi="zh_TW"/>
+        </w:rPr>
+        <w:t>1:15–16</w:t>
+      </w:r>
       <w:r>
         <w:rPr>
           <w:lang w:val="zh_TW" w:bidi="zh_TW"/>
         </w:rPr>
         <w:t>）。我們需要彼此相愛（</w:t>
       </w:r>
-      <w:hyperlink r:id="rId60">
-        <w:r>
-          <w:rPr>
-            <w:lang w:val="zh_TW" w:bidi="zh_TW"/>
-          </w:rPr>
-          <w:rPr>
-            <w:color w:val="0000EE"/>
-            <w:u w:val="single"/>
-          </w:rPr>
-          <w:t>1:22</w:t>
-        </w:r>
-      </w:hyperlink>
+      <w:r>
+        <w:rPr>
+          <w:lang w:val="zh_TW" w:bidi="zh_TW"/>
+        </w:rPr>
+        <w:t>1:22</w:t>
+      </w:r>
       <w:r>
         <w:rPr>
           <w:lang w:val="zh_TW" w:bidi="zh_TW"/>
         </w:rPr>
         <w:t>），尊重在上掌權者。彼得用「行善」來總結這些生活原則，特別是在面對逼迫與困難時仍要行善（</w:t>
       </w:r>
-      <w:hyperlink r:id="rId61">
-        <w:r>
-          <w:rPr>
-            <w:lang w:val="zh_TW" w:bidi="zh_TW"/>
-          </w:rPr>
-          <w:rPr>
-            <w:color w:val="0000EE"/>
-            <w:u w:val="single"/>
-          </w:rPr>
-          <w:t>3:16–17</w:t>
-        </w:r>
-      </w:hyperlink>
+      <w:r>
+        <w:rPr>
+          <w:lang w:val="zh_TW" w:bidi="zh_TW"/>
+        </w:rPr>
+        <w:t>3:16–17</w:t>
+      </w:r>
       <w:r>
         <w:rPr>
           <w:lang w:val="zh_TW" w:bidi="zh_TW"/>
         </w:rPr>
         <w:t>，</w:t>
       </w:r>
-      <w:hyperlink r:id="rId62">
-        <w:r>
-          <w:rPr>
-            <w:lang w:val="zh_TW" w:bidi="zh_TW"/>
-          </w:rPr>
-          <w:rPr>
-            <w:color w:val="0000EE"/>
-            <w:u w:val="single"/>
-          </w:rPr>
-          <w:t>4:19</w:t>
-        </w:r>
-      </w:hyperlink>
+      <w:r>
+        <w:rPr>
+          <w:lang w:val="zh_TW" w:bidi="zh_TW"/>
+        </w:rPr>
+        <w:t>4:19</w:t>
+      </w:r>
       <w:r>
         <w:rPr>
           <w:lang w:val="zh_TW" w:bidi="zh_TW"/>
@@ -1369,90 +1063,60 @@
         </w:rPr>
         <w:t>第三個關鍵理念是，信徒因基督而成為聖潔的子民。耶穌的死亡和復活是我們新身分的基礎（</w:t>
       </w:r>
-      <w:hyperlink r:id="rId63">
-        <w:r>
-          <w:rPr>
-            <w:lang w:val="zh_TW" w:bidi="zh_TW"/>
-          </w:rPr>
-          <w:rPr>
-            <w:color w:val="0000EE"/>
-            <w:u w:val="single"/>
-          </w:rPr>
-          <w:t>1:18–19</w:t>
-        </w:r>
-      </w:hyperlink>
+      <w:r>
+        <w:rPr>
+          <w:lang w:val="zh_TW" w:bidi="zh_TW"/>
+        </w:rPr>
+        <w:t>1:18–19</w:t>
+      </w:r>
       <w:r>
         <w:rPr>
           <w:lang w:val="zh_TW" w:bidi="zh_TW"/>
         </w:rPr>
         <w:t>，</w:t>
       </w:r>
-      <w:hyperlink r:id="rId64">
-        <w:r>
-          <w:rPr>
-            <w:lang w:val="zh_TW" w:bidi="zh_TW"/>
-          </w:rPr>
-          <w:rPr>
-            <w:color w:val="0000EE"/>
-            <w:u w:val="single"/>
-          </w:rPr>
-          <w:t>3:18</w:t>
-        </w:r>
-      </w:hyperlink>
+      <w:r>
+        <w:rPr>
+          <w:lang w:val="zh_TW" w:bidi="zh_TW"/>
+        </w:rPr>
+        <w:t>3:18</w:t>
+      </w:r>
       <w:r>
         <w:rPr>
           <w:lang w:val="zh_TW" w:bidi="zh_TW"/>
         </w:rPr>
         <w:t>），而祂戰勝邪惡勢力的勝利，使我們充滿盼望與信心（</w:t>
       </w:r>
-      <w:hyperlink r:id="rId19">
-        <w:r>
-          <w:rPr>
-            <w:lang w:val="zh_TW" w:bidi="zh_TW"/>
-          </w:rPr>
-          <w:rPr>
-            <w:color w:val="0000EE"/>
-            <w:u w:val="single"/>
-          </w:rPr>
-          <w:t>1:3–9</w:t>
-        </w:r>
-      </w:hyperlink>
+      <w:r>
+        <w:rPr>
+          <w:lang w:val="zh_TW" w:bidi="zh_TW"/>
+        </w:rPr>
+        <w:t>1:3–9</w:t>
+      </w:r>
       <w:r>
         <w:rPr>
           <w:lang w:val="zh_TW" w:bidi="zh_TW"/>
         </w:rPr>
         <w:t>，</w:t>
       </w:r>
-      <w:hyperlink r:id="rId65">
-        <w:r>
-          <w:rPr>
-            <w:lang w:val="zh_TW" w:bidi="zh_TW"/>
-          </w:rPr>
-          <w:rPr>
-            <w:color w:val="0000EE"/>
-            <w:u w:val="single"/>
-          </w:rPr>
-          <w:t>3:19–22</w:t>
-        </w:r>
-      </w:hyperlink>
+      <w:r>
+        <w:rPr>
+          <w:lang w:val="zh_TW" w:bidi="zh_TW"/>
+        </w:rPr>
+        <w:t>3:19–22</w:t>
+      </w:r>
       <w:r>
         <w:rPr>
           <w:lang w:val="zh_TW" w:bidi="zh_TW"/>
         </w:rPr>
         <w:t>）。基督不僅成就了我們的救恩與聖潔生活，也為我們留下榜樣。當祂被批評、逼迫，甚至被處死時，祂沒有報復（</w:t>
       </w:r>
-      <w:hyperlink r:id="rId66">
-        <w:r>
-          <w:rPr>
-            <w:lang w:val="zh_TW" w:bidi="zh_TW"/>
-          </w:rPr>
-          <w:rPr>
-            <w:color w:val="0000EE"/>
-            <w:u w:val="single"/>
-          </w:rPr>
-          <w:t>2:21–25</w:t>
-        </w:r>
-      </w:hyperlink>
+      <w:r>
+        <w:rPr>
+          <w:lang w:val="zh_TW" w:bidi="zh_TW"/>
+        </w:rPr>
+        <w:t>2:21–25</w:t>
+      </w:r>
       <w:r>
         <w:rPr>
           <w:lang w:val="zh_TW" w:bidi="zh_TW"/>
